--- a/swh/docx/21.content.docx
+++ b/swh/docx/21.content.docx
@@ -19,7 +19,7 @@
         <w:rPr>
           <w:lang w:val="sw_KE" w:bidi="sw_KE"/>
         </w:rPr>
-        <w:t>Resource: Maelezo ya Masomo - Machapisho ya Vitabu (Tyndale)</w:t>
+        <w:t>Resource: Tyndale Open Study Notes</w:t>
       </w:r>
       <w:r>
         <w:rPr>
@@ -112,7 +112,7 @@
         <w:rPr>
           <w:lang w:val="sw_KE" w:bidi="sw_KE"/>
         </w:rPr>
-        <w:t>Maelezo ya Masomo - Machapisho ya Vitabu (Tyndale)</w:t>
+        <w:t>Tyndale Open Study Notes</w:t>
       </w:r>
     </w:p>
     <w:p>

--- a/swh/docx/21.content.docx
+++ b/swh/docx/21.content.docx
@@ -19,7 +19,7 @@
         <w:rPr>
           <w:lang w:val="sw_KE" w:bidi="sw_KE"/>
         </w:rPr>
-        <w:t>Resource: Tyndale Open Study Notes</w:t>
+        <w:t>Resource: Aquifer Open Study Notes (Book Intros)</w:t>
       </w:r>
       <w:r>
         <w:rPr>
@@ -112,7 +112,7 @@
         <w:rPr>
           <w:lang w:val="sw_KE" w:bidi="sw_KE"/>
         </w:rPr>
-        <w:t>Tyndale Open Study Notes</w:t>
+        <w:t>Aquifer Open Study Notes (Book Intros)</w:t>
       </w:r>
     </w:p>
     <w:p>

--- a/swh/docx/21.content.docx
+++ b/swh/docx/21.content.docx
@@ -283,36 +283,24 @@
         </w:rPr>
         <w:t>Kitabu cha Mhubiri ni mazungumzo au mkusanyiko wa mazungumzo yanayochunguza thamani ya maisha na yaliyomo, pamoja na kile ambacho watu wanapaswa kufanya. Mkusanyiko huu umefungwa na utangulizi mfupi sana wa mhariri (</w:t>
       </w:r>
-      <w:hyperlink r:id="rId13">
-        <w:r>
-          <w:rPr>
-            <w:lang w:val="sw_KE" w:bidi="sw_KE"/>
-          </w:rPr>
-          <w:rPr>
-            <w:color w:val="0000EE"/>
-            <w:u w:val="single"/>
-          </w:rPr>
-          <w:t>1:1</w:t>
-        </w:r>
-      </w:hyperlink>
+      <w:r>
+        <w:rPr>
+          <w:lang w:val="sw_KE" w:bidi="sw_KE"/>
+        </w:rPr>
+        <w:t>1:1</w:t>
+      </w:r>
       <w:r>
         <w:rPr>
           <w:lang w:val="sw_KE" w:bidi="sw_KE"/>
         </w:rPr>
         <w:t>) na hitimisho lake pamoja na epilogi (</w:t>
       </w:r>
-      <w:hyperlink r:id="rId14">
-        <w:r>
-          <w:rPr>
-            <w:lang w:val="sw_KE" w:bidi="sw_KE"/>
-          </w:rPr>
-          <w:rPr>
-            <w:color w:val="0000EE"/>
-            <w:u w:val="single"/>
-          </w:rPr>
-          <w:t>12:9–14</w:t>
-        </w:r>
-      </w:hyperlink>
+      <w:r>
+        <w:rPr>
+          <w:lang w:val="sw_KE" w:bidi="sw_KE"/>
+        </w:rPr>
+        <w:t>12:9–14</w:t>
+      </w:r>
       <w:r>
         <w:rPr>
           <w:lang w:val="sw_KE" w:bidi="sw_KE"/>
@@ -346,18 +334,12 @@
         </w:rPr>
         <w:t xml:space="preserve"> (“mvuke,” mara nyingi hutafsiriwa kama “bila maana”). Anajadili jinsi wanadamu wanavyopaswa kushughulikia hali za maisha katika ulimwengu ambao uko chini ya utawala wa Mungu. Majadiliano haya yanahitimishwa na mhariri mwishoni mwa kitabu: “Hapa sasa ni hitimisho langu la mwisho: Mche Mungu na utii amri zake, kwa maana hii ni wajibu wa kila mtu. Mungu atatuhukumu kwa kila kitu tunachofanya, pamoja na kila kitu cha siri, iwe ni chema au kibaya” (</w:t>
       </w:r>
-      <w:hyperlink r:id="rId15">
-        <w:r>
-          <w:rPr>
-            <w:lang w:val="sw_KE" w:bidi="sw_KE"/>
-          </w:rPr>
-          <w:rPr>
-            <w:color w:val="0000EE"/>
-            <w:u w:val="single"/>
-          </w:rPr>
-          <w:t>12:13–14</w:t>
-        </w:r>
-      </w:hyperlink>
+      <w:r>
+        <w:rPr>
+          <w:lang w:val="sw_KE" w:bidi="sw_KE"/>
+        </w:rPr>
+        <w:t>12:13–14</w:t>
+      </w:r>
       <w:r>
         <w:rPr>
           <w:lang w:val="sw_KE" w:bidi="sw_KE"/>
@@ -389,126 +371,84 @@
         </w:rPr>
         <w:t xml:space="preserve">Mzungumzaji mkuu ametambuliwa kama mfalme, "Mwalimu," na mwana wa Daudi (tazama </w:t>
       </w:r>
-      <w:hyperlink r:id="rId13">
-        <w:r>
-          <w:rPr>
-            <w:lang w:val="sw_KE" w:bidi="sw_KE"/>
-          </w:rPr>
-          <w:rPr>
-            <w:color w:val="0000EE"/>
-            <w:u w:val="single"/>
-          </w:rPr>
-          <w:t>1:1</w:t>
-        </w:r>
-      </w:hyperlink>
+      <w:r>
+        <w:rPr>
+          <w:lang w:val="sw_KE" w:bidi="sw_KE"/>
+        </w:rPr>
+        <w:t>1:1</w:t>
+      </w:r>
       <w:r>
         <w:rPr>
           <w:lang w:val="sw_KE" w:bidi="sw_KE"/>
         </w:rPr>
         <w:t xml:space="preserve">, </w:t>
       </w:r>
-      <w:hyperlink r:id="rId16">
-        <w:r>
-          <w:rPr>
-            <w:lang w:val="sw_KE" w:bidi="sw_KE"/>
-          </w:rPr>
-          <w:rPr>
-            <w:color w:val="0000EE"/>
-            <w:u w:val="single"/>
-          </w:rPr>
-          <w:t>12</w:t>
-        </w:r>
-      </w:hyperlink>
+      <w:r>
+        <w:rPr>
+          <w:lang w:val="sw_KE" w:bidi="sw_KE"/>
+        </w:rPr>
+        <w:t>12</w:t>
+      </w:r>
       <w:r>
         <w:rPr>
           <w:lang w:val="sw_KE" w:bidi="sw_KE"/>
         </w:rPr>
         <w:t xml:space="preserve">, </w:t>
       </w:r>
-      <w:hyperlink r:id="rId17">
-        <w:r>
-          <w:rPr>
-            <w:lang w:val="sw_KE" w:bidi="sw_KE"/>
-          </w:rPr>
-          <w:rPr>
-            <w:color w:val="0000EE"/>
-            <w:u w:val="single"/>
-          </w:rPr>
-          <w:t>16</w:t>
-        </w:r>
-      </w:hyperlink>
+      <w:r>
+        <w:rPr>
+          <w:lang w:val="sw_KE" w:bidi="sw_KE"/>
+        </w:rPr>
+        <w:t>16</w:t>
+      </w:r>
       <w:r>
         <w:rPr>
           <w:lang w:val="sw_KE" w:bidi="sw_KE"/>
         </w:rPr>
         <w:t xml:space="preserve">; </w:t>
       </w:r>
-      <w:hyperlink r:id="rId18">
-        <w:r>
-          <w:rPr>
-            <w:lang w:val="sw_KE" w:bidi="sw_KE"/>
-          </w:rPr>
-          <w:rPr>
-            <w:color w:val="0000EE"/>
-            <w:u w:val="single"/>
-          </w:rPr>
-          <w:t>2:7</w:t>
-        </w:r>
-      </w:hyperlink>
+      <w:r>
+        <w:rPr>
+          <w:lang w:val="sw_KE" w:bidi="sw_KE"/>
+        </w:rPr>
+        <w:t>2:7</w:t>
+      </w:r>
       <w:r>
         <w:rPr>
           <w:lang w:val="sw_KE" w:bidi="sw_KE"/>
         </w:rPr>
         <w:t xml:space="preserve">, </w:t>
       </w:r>
-      <w:hyperlink r:id="rId19">
-        <w:r>
-          <w:rPr>
-            <w:lang w:val="sw_KE" w:bidi="sw_KE"/>
-          </w:rPr>
-          <w:rPr>
-            <w:color w:val="0000EE"/>
-            <w:u w:val="single"/>
-          </w:rPr>
-          <w:t>9</w:t>
-        </w:r>
-      </w:hyperlink>
+      <w:r>
+        <w:rPr>
+          <w:lang w:val="sw_KE" w:bidi="sw_KE"/>
+        </w:rPr>
+        <w:t>9</w:t>
+      </w:r>
       <w:r>
         <w:rPr>
           <w:lang w:val="sw_KE" w:bidi="sw_KE"/>
         </w:rPr>
         <w:t>); majina haya yanamrejelea Solomoni kwa nguvu. Hotuba yake imewekwa ndani ya maoni ya ufunguzi na ya kufunga ya mhariri (</w:t>
       </w:r>
-      <w:hyperlink r:id="rId13">
-        <w:r>
-          <w:rPr>
-            <w:lang w:val="sw_KE" w:bidi="sw_KE"/>
-          </w:rPr>
-          <w:rPr>
-            <w:color w:val="0000EE"/>
-            <w:u w:val="single"/>
-          </w:rPr>
-          <w:t>1:1</w:t>
-        </w:r>
-      </w:hyperlink>
+      <w:r>
+        <w:rPr>
+          <w:lang w:val="sw_KE" w:bidi="sw_KE"/>
+        </w:rPr>
+        <w:t>1:1</w:t>
+      </w:r>
       <w:r>
         <w:rPr>
           <w:lang w:val="sw_KE" w:bidi="sw_KE"/>
         </w:rPr>
         <w:t xml:space="preserve">; </w:t>
       </w:r>
-      <w:hyperlink r:id="rId14">
-        <w:r>
-          <w:rPr>
-            <w:lang w:val="sw_KE" w:bidi="sw_KE"/>
-          </w:rPr>
-          <w:rPr>
-            <w:color w:val="0000EE"/>
-            <w:u w:val="single"/>
-          </w:rPr>
-          <w:t>12:9–14</w:t>
-        </w:r>
-      </w:hyperlink>
+      <w:r>
+        <w:rPr>
+          <w:lang w:val="sw_KE" w:bidi="sw_KE"/>
+        </w:rPr>
+        <w:t>12:9–14</w:t>
+      </w:r>
       <w:r>
         <w:rPr>
           <w:lang w:val="sw_KE" w:bidi="sw_KE"/>
@@ -529,54 +469,36 @@
         </w:rPr>
         <w:t xml:space="preserve">Neno lililotafsiriwa "Mwalimu" (Kiebrania Qoheleth) linamaanisha "[yule ambaye] anakusanya mkutano au kusanyiko." Wazo hili limeelezwa katika kichwa cha Kigiriki cha kitabu, Mhubiri (kutoka Kigiriki ekklēsia, "mkutano, kusanyiko"). Angalau mara moja, Solomoni alihutubia mkutano wa viongozi na wawakilishi wa makabila ya Israeli (tazama </w:t>
       </w:r>
-      <w:hyperlink r:id="rId20">
-        <w:r>
-          <w:rPr>
-            <w:lang w:val="sw_KE" w:bidi="sw_KE"/>
-          </w:rPr>
-          <w:rPr>
-            <w:color w:val="0000EE"/>
-            <w:u w:val="single"/>
-          </w:rPr>
-          <w:t>2 Nya 5:2–7:7</w:t>
-        </w:r>
-      </w:hyperlink>
+      <w:r>
+        <w:rPr>
+          <w:lang w:val="sw_KE" w:bidi="sw_KE"/>
+        </w:rPr>
+        <w:t>2 Nya 5:2–7:7</w:t>
+      </w:r>
       <w:r>
         <w:rPr>
           <w:lang w:val="sw_KE" w:bidi="sw_KE"/>
         </w:rPr>
         <w:t>). Pia tunaambiwa kwamba wafalme wengi na mabalozi walikuja kumsikiliza Solomoni akiongea kwa sababu ya hekima yake (</w:t>
       </w:r>
-      <w:hyperlink r:id="rId21">
-        <w:r>
-          <w:rPr>
-            <w:lang w:val="sw_KE" w:bidi="sw_KE"/>
-          </w:rPr>
-          <w:rPr>
-            <w:color w:val="0000EE"/>
-            <w:u w:val="single"/>
-          </w:rPr>
-          <w:t>1 Fal 4:34</w:t>
-        </w:r>
-      </w:hyperlink>
+      <w:r>
+        <w:rPr>
+          <w:lang w:val="sw_KE" w:bidi="sw_KE"/>
+        </w:rPr>
+        <w:t>1 Fal 4:34</w:t>
+      </w:r>
       <w:r>
         <w:rPr>
           <w:lang w:val="sw_KE" w:bidi="sw_KE"/>
         </w:rPr>
         <w:t xml:space="preserve">; </w:t>
       </w:r>
-      <w:hyperlink r:id="rId22">
-        <w:r>
-          <w:rPr>
-            <w:lang w:val="sw_KE" w:bidi="sw_KE"/>
-          </w:rPr>
-          <w:rPr>
-            <w:color w:val="0000EE"/>
-            <w:u w:val="single"/>
-          </w:rPr>
-          <w:t>10:23–24</w:t>
-        </w:r>
-      </w:hyperlink>
+      <w:r>
+        <w:rPr>
+          <w:lang w:val="sw_KE" w:bidi="sw_KE"/>
+        </w:rPr>
+        <w:t>10:23–24</w:t>
+      </w:r>
       <w:r>
         <w:rPr>
           <w:lang w:val="sw_KE" w:bidi="sw_KE"/>
@@ -647,18 +569,12 @@
         </w:rPr>
         <w:t>Mwalimu anatafsiri swali hili la kifalsafa katika muktadha wa serikali na maisha ya kila siku ambayo wasimamizi na raia wa kawaida wanapaswa kuelekea. Ujumbe wake umeunganishwa, na mhariri anafupisha athari zake (</w:t>
       </w:r>
-      <w:hyperlink r:id="rId15">
-        <w:r>
-          <w:rPr>
-            <w:lang w:val="sw_KE" w:bidi="sw_KE"/>
-          </w:rPr>
-          <w:rPr>
-            <w:color w:val="0000EE"/>
-            <w:u w:val="single"/>
-          </w:rPr>
-          <w:t>12:13–14</w:t>
-        </w:r>
-      </w:hyperlink>
+      <w:r>
+        <w:rPr>
+          <w:lang w:val="sw_KE" w:bidi="sw_KE"/>
+        </w:rPr>
+        <w:t>12:13–14</w:t>
+      </w:r>
       <w:r>
         <w:rPr>
           <w:lang w:val="sw_KE" w:bidi="sw_KE"/>
